--- a/Docs/OtherDocs/RECALL NOTICE.docx
+++ b/Docs/OtherDocs/RECALL NOTICE.docx
@@ -44,16 +44,7 @@
                 <w:bCs/>
                 <w:szCs w:val="20"/>
               </w:rPr>
-              <w:t>Ref.No</w:t>
-            </w:r>
-            <w:r>
-              <w:rPr>
-                <w:rFonts w:ascii="Trebuchet MS" w:hAnsi="Trebuchet MS" w:cs="Tahoma"/>
-                <w:b/>
-                <w:bCs/>
-                <w:szCs w:val="20"/>
-              </w:rPr>
-              <w:t>:</w:t>
+              <w:t>Ref.No:</w:t>
             </w:r>
             <w:r>
               <w:rPr>
@@ -115,7 +106,25 @@
                 <w:bCs/>
                 <w:szCs w:val="20"/>
               </w:rPr>
-              <w:t>{{LETTER_DATE}}</w:t>
+              <w:t>{{</w:t>
+            </w:r>
+            <w:r>
+              <w:rPr>
+                <w:rFonts w:ascii="Arial Black" w:hAnsi="Arial Black" w:cs="Tahoma"/>
+                <w:b/>
+                <w:bCs/>
+                <w:szCs w:val="20"/>
+              </w:rPr>
+              <w:t>NOTICE_</w:t>
+            </w:r>
+            <w:r>
+              <w:rPr>
+                <w:rFonts w:ascii="Arial Black" w:hAnsi="Arial Black" w:cs="Tahoma"/>
+                <w:b/>
+                <w:bCs/>
+                <w:szCs w:val="20"/>
+              </w:rPr>
+              <w:t>LETTER_DATE}}</w:t>
             </w:r>
           </w:p>
         </w:tc>
@@ -143,28 +152,6 @@
         <w:tabs>
           <w:tab w:val="right" w:pos="9540"/>
         </w:tabs>
-        <w:jc w:val="both"/>
-        <w:rPr>
-          <w:rFonts w:ascii="Trebuchet MS" w:hAnsi="Trebuchet MS" w:cs="Tahoma"/>
-          <w:b/>
-          <w:bCs/>
-          <w:sz w:val="20"/>
-          <w:szCs w:val="20"/>
-        </w:rPr>
-      </w:pPr>
-      <w:r>
-        <w:rPr>
-          <w:rFonts w:ascii="Trebuchet MS" w:hAnsi="Trebuchet MS" w:cs="Tahoma"/>
-          <w:b/>
-          <w:bCs/>
-          <w:sz w:val="20"/>
-          <w:szCs w:val="20"/>
-        </w:rPr>
-        <w:t xml:space="preserve">                                                                          </w:t>
-      </w:r>
-    </w:p>
-    <w:p>
-      <w:pPr>
         <w:jc w:val="both"/>
         <w:rPr>
           <w:rFonts w:ascii="Trebuchet MS" w:hAnsi="Trebuchet MS" w:cs="Tahoma"/>
@@ -328,8 +315,20 @@
           <w:sz w:val="20"/>
           <w:szCs w:val="20"/>
         </w:rPr>
-        <w:t>{{ADDRESS_LINE_</w:t>
+        <w:t>{{ADDRESS_LINE_2}}</w:t>
       </w:r>
+    </w:p>
+    <w:p>
+      <w:pPr>
+        <w:jc w:val="both"/>
+        <w:rPr>
+          <w:rFonts w:ascii="Arial Black" w:hAnsi="Arial Black" w:cs="Tahoma"/>
+          <w:b/>
+          <w:bCs/>
+          <w:sz w:val="20"/>
+          <w:szCs w:val="20"/>
+        </w:rPr>
+      </w:pPr>
       <w:r>
         <w:rPr>
           <w:rFonts w:ascii="Arial Black" w:hAnsi="Arial Black" w:cs="Tahoma"/>
@@ -338,59 +337,7 @@
           <w:sz w:val="20"/>
           <w:szCs w:val="20"/>
         </w:rPr>
-        <w:t>2</w:t>
-      </w:r>
-      <w:r>
-        <w:rPr>
-          <w:rFonts w:ascii="Arial Black" w:hAnsi="Arial Black" w:cs="Tahoma"/>
-          <w:b/>
-          <w:bCs/>
-          <w:sz w:val="20"/>
-          <w:szCs w:val="20"/>
-        </w:rPr>
-        <w:t>}}</w:t>
-      </w:r>
-    </w:p>
-    <w:p>
-      <w:pPr>
-        <w:jc w:val="both"/>
-        <w:rPr>
-          <w:rFonts w:ascii="Arial Black" w:hAnsi="Arial Black" w:cs="Tahoma"/>
-          <w:b/>
-          <w:bCs/>
-          <w:sz w:val="20"/>
-          <w:szCs w:val="20"/>
-        </w:rPr>
-      </w:pPr>
-      <w:r>
-        <w:rPr>
-          <w:rFonts w:ascii="Arial Black" w:hAnsi="Arial Black" w:cs="Tahoma"/>
-          <w:b/>
-          <w:bCs/>
-          <w:sz w:val="20"/>
-          <w:szCs w:val="20"/>
-        </w:rPr>
-        <w:t>{{ADDRESS_LINE_</w:t>
-      </w:r>
-      <w:r>
-        <w:rPr>
-          <w:rFonts w:ascii="Arial Black" w:hAnsi="Arial Black" w:cs="Tahoma"/>
-          <w:b/>
-          <w:bCs/>
-          <w:sz w:val="20"/>
-          <w:szCs w:val="20"/>
-        </w:rPr>
-        <w:t>3</w:t>
-      </w:r>
-      <w:r>
-        <w:rPr>
-          <w:rFonts w:ascii="Arial Black" w:hAnsi="Arial Black" w:cs="Tahoma"/>
-          <w:b/>
-          <w:bCs/>
-          <w:sz w:val="20"/>
-          <w:szCs w:val="20"/>
-        </w:rPr>
-        <w:t>}}</w:t>
+        <w:t>{{ADDRESS_LINE_3}}</w:t>
       </w:r>
     </w:p>
     <w:p>
@@ -865,6 +812,16 @@
                 <w:bCs/>
                 <w:szCs w:val="22"/>
               </w:rPr>
+              <w:t>T</w:t>
+            </w:r>
+            <w:r>
+              <w:rPr>
+                <w:rStyle w:val="amtalignrightwithccy1"/>
+                <w:rFonts w:ascii="Arial Black" w:eastAsiaTheme="majorEastAsia" w:hAnsi="Arial Black"/>
+                <w:b/>
+                <w:bCs/>
+                <w:szCs w:val="22"/>
+              </w:rPr>
               <w:t>}}</w:t>
             </w:r>
           </w:p>
@@ -1149,11 +1106,29 @@
                 <w:bCs/>
                 <w:szCs w:val="20"/>
               </w:rPr>
-              <w:t>{{LETTER_DATE}}</w:t>
+              <w:t>{{</w:t>
             </w:r>
             <w:r>
               <w:rPr>
-                <w:rFonts w:ascii="Trebuchet MS" w:hAnsi="Trebuchet MS" w:cs="Tahoma"/>
+                <w:rFonts w:ascii="Arial Black" w:hAnsi="Arial Black" w:cs="Tahoma"/>
+                <w:b/>
+                <w:bCs/>
+                <w:szCs w:val="20"/>
+              </w:rPr>
+              <w:t>NOTICE_</w:t>
+            </w:r>
+            <w:r>
+              <w:rPr>
+                <w:rFonts w:ascii="Arial Black" w:hAnsi="Arial Black" w:cs="Tahoma"/>
+                <w:b/>
+                <w:bCs/>
+                <w:szCs w:val="20"/>
+              </w:rPr>
+              <w:t>LETTER_DATE}}</w:t>
+            </w:r>
+            <w:r>
+              <w:rPr>
+                <w:rFonts w:ascii="Arial Black" w:hAnsi="Arial Black" w:cs="Tahoma"/>
                 <w:b/>
                 <w:bCs/>
                 <w:szCs w:val="20"/>

--- a/Docs/OtherDocs/RECALL NOTICE.docx
+++ b/Docs/OtherDocs/RECALL NOTICE.docx
@@ -37,6 +37,7 @@
                 <w:szCs w:val="20"/>
               </w:rPr>
             </w:pPr>
+            <w:proofErr w:type="spellStart"/>
             <w:r>
               <w:rPr>
                 <w:rFonts w:ascii="Trebuchet MS" w:hAnsi="Trebuchet MS" w:cs="Tahoma"/>
@@ -44,7 +45,17 @@
                 <w:bCs/>
                 <w:szCs w:val="20"/>
               </w:rPr>
-              <w:t>Ref.No:</w:t>
+              <w:t>Ref.No</w:t>
+            </w:r>
+            <w:proofErr w:type="spellEnd"/>
+            <w:r>
+              <w:rPr>
+                <w:rFonts w:ascii="Trebuchet MS" w:hAnsi="Trebuchet MS" w:cs="Tahoma"/>
+                <w:b/>
+                <w:bCs/>
+                <w:szCs w:val="20"/>
+              </w:rPr>
+              <w:t>:</w:t>
             </w:r>
             <w:r>
               <w:rPr>
@@ -183,6 +194,7 @@
           <w:szCs w:val="20"/>
         </w:rPr>
       </w:pPr>
+      <w:proofErr w:type="spellStart"/>
       <w:r>
         <w:rPr>
           <w:rFonts w:ascii="Trebuchet MS" w:hAnsi="Trebuchet MS" w:cs="Tahoma"/>
@@ -203,6 +215,7 @@
         </w:rPr>
         <w:t>r</w:t>
       </w:r>
+      <w:proofErr w:type="spellEnd"/>
       <w:r>
         <w:rPr>
           <w:rFonts w:ascii="Trebuchet MS" w:hAnsi="Trebuchet MS" w:cs="Tahoma"/>
@@ -635,8 +648,18 @@
           <w:sz w:val="20"/>
           <w:szCs w:val="20"/>
         </w:rPr>
-        <w:t xml:space="preserve"> which was duly acknowledged by you. Our Bank has sanctioned following credit facilities to you:-</w:t>
+        <w:t xml:space="preserve"> which was duly acknowledged by you. Our Bank has sanctioned following credit facilities to </w:t>
       </w:r>
+      <w:proofErr w:type="gramStart"/>
+      <w:r>
+        <w:rPr>
+          <w:rFonts w:ascii="Trebuchet MS" w:hAnsi="Trebuchet MS" w:cs="Tahoma"/>
+          <w:sz w:val="20"/>
+          <w:szCs w:val="20"/>
+        </w:rPr>
+        <w:t>you:-</w:t>
+      </w:r>
+      <w:proofErr w:type="gramEnd"/>
     </w:p>
     <w:tbl>
       <w:tblPr>
@@ -843,7 +866,17 @@
           <w:sz w:val="20"/>
           <w:szCs w:val="20"/>
         </w:rPr>
-        <w:t>In this connection, we have to inform you that the operations in the accounts are not satisfactory and you have not cared to clear the overdue and regularize the accounts despite our umpteen follow up with you by way of letters and personal contacts. As such your accounts have become irregular and we had to classify your above accounts with us as Non</w:t>
+        <w:t xml:space="preserve">In this connection, we have to inform you that the operations in the accounts are not satisfactory and you have not cared to clear the overdue and regularize the accounts despite our umpteen follow up with you by way of letters and personal contacts. As such your accounts have become irregular and we had to classify your above accounts with us as </w:t>
+      </w:r>
+      <w:proofErr w:type="spellStart"/>
+      <w:proofErr w:type="gramStart"/>
+      <w:r>
+        <w:rPr>
+          <w:rFonts w:ascii="Trebuchet MS" w:hAnsi="Trebuchet MS" w:cs="Tahoma"/>
+          <w:sz w:val="20"/>
+          <w:szCs w:val="20"/>
+        </w:rPr>
+        <w:t>Non</w:t>
       </w:r>
       <w:r>
         <w:rPr>
@@ -859,7 +892,17 @@
           <w:sz w:val="20"/>
           <w:szCs w:val="20"/>
         </w:rPr>
-        <w:t xml:space="preserve">Performing Assets as of </w:t>
+        <w:t>Performing</w:t>
+      </w:r>
+      <w:proofErr w:type="spellEnd"/>
+      <w:proofErr w:type="gramEnd"/>
+      <w:r>
+        <w:rPr>
+          <w:rFonts w:ascii="Trebuchet MS" w:hAnsi="Trebuchet MS" w:cs="Tahoma"/>
+          <w:sz w:val="20"/>
+          <w:szCs w:val="20"/>
+        </w:rPr>
+        <w:t xml:space="preserve"> Assets as of </w:t>
       </w:r>
       <w:r>
         <w:rPr>
@@ -878,7 +921,25 @@
           <w:sz w:val="20"/>
           <w:szCs w:val="20"/>
         </w:rPr>
-        <w:t xml:space="preserve"> as per the norms prescribed by RBI for classification of assets. Hence it is not possible for us to continue the credit facilities to you any further.</w:t>
+        <w:t xml:space="preserve"> as per the norms prescribed by RBI for classification of assets. </w:t>
+      </w:r>
+      <w:proofErr w:type="gramStart"/>
+      <w:r>
+        <w:rPr>
+          <w:rFonts w:ascii="Trebuchet MS" w:hAnsi="Trebuchet MS" w:cs="Tahoma"/>
+          <w:sz w:val="20"/>
+          <w:szCs w:val="20"/>
+        </w:rPr>
+        <w:t>Hence</w:t>
+      </w:r>
+      <w:proofErr w:type="gramEnd"/>
+      <w:r>
+        <w:rPr>
+          <w:rFonts w:ascii="Trebuchet MS" w:hAnsi="Trebuchet MS" w:cs="Tahoma"/>
+          <w:sz w:val="20"/>
+          <w:szCs w:val="20"/>
+        </w:rPr>
+        <w:t xml:space="preserve"> it is not possible for us to continue the credit facilities to you any further.</w:t>
       </w:r>
     </w:p>
     <w:p>
@@ -898,6 +959,7 @@
         </w:rPr>
         <w:t xml:space="preserve">In the circumstances, we hereby recall our advances at our </w:t>
       </w:r>
+      <w:proofErr w:type="spellStart"/>
       <w:r>
         <w:rPr>
           <w:rFonts w:ascii="Trebuchet MS" w:hAnsi="Trebuchet MS" w:cs="Tahoma"/>
@@ -906,6 +968,7 @@
         </w:rPr>
         <w:t>Ambadas</w:t>
       </w:r>
+      <w:proofErr w:type="spellEnd"/>
       <w:r>
         <w:rPr>
           <w:rFonts w:ascii="Trebuchet MS" w:hAnsi="Trebuchet MS" w:cs="Tahoma"/>
@@ -977,20 +1040,10 @@
       <w:r>
         <w:rPr>
           <w:rFonts w:ascii="Trebuchet MS" w:hAnsi="Trebuchet MS" w:cs="Tahoma"/>
-          <w:b/>
-          <w:bCs/>
           <w:sz w:val="20"/>
           <w:szCs w:val="20"/>
         </w:rPr>
-        <w:t xml:space="preserve"> </w:t>
-      </w:r>
-      <w:r>
-        <w:rPr>
-          <w:rFonts w:ascii="Trebuchet MS" w:hAnsi="Trebuchet MS" w:cs="Tahoma"/>
-          <w:sz w:val="20"/>
-          <w:szCs w:val="20"/>
-        </w:rPr>
-        <w:t xml:space="preserve">only) plus interest due from </w:t>
+        <w:t xml:space="preserve">) plus interest due from </w:t>
       </w:r>
       <w:r>
         <w:rPr>
@@ -1006,8 +1059,18 @@
           <w:sz w:val="20"/>
           <w:szCs w:val="20"/>
         </w:rPr>
-        <w:t xml:space="preserve"> as detailed below:-</w:t>
+        <w:t xml:space="preserve"> as detailed </w:t>
       </w:r>
+      <w:proofErr w:type="gramStart"/>
+      <w:r>
+        <w:rPr>
+          <w:rFonts w:ascii="Trebuchet MS" w:hAnsi="Trebuchet MS" w:cs="Tahoma"/>
+          <w:sz w:val="20"/>
+          <w:szCs w:val="20"/>
+        </w:rPr>
+        <w:t>below:-</w:t>
+      </w:r>
+      <w:proofErr w:type="gramEnd"/>
     </w:p>
     <w:tbl>
       <w:tblPr>
@@ -1240,6 +1303,17 @@
               </w:rPr>
               <w:t xml:space="preserve"> plus Interest</w:t>
             </w:r>
+            <w:r>
+              <w:rPr>
+                <w:rStyle w:val="amtalignrightwithccy1"/>
+                <w:rFonts w:ascii="Arial Black" w:eastAsiaTheme="majorEastAsia" w:hAnsi="Arial Black" w:cs="Arial"/>
+                <w:b/>
+                <w:bCs/>
+                <w:sz w:val="20"/>
+                <w:szCs w:val="20"/>
+              </w:rPr>
+              <w:t xml:space="preserve"> till date</w:t>
+            </w:r>
           </w:p>
         </w:tc>
       </w:tr>
@@ -1268,6 +1342,8 @@
               <w:jc w:val="center"/>
               <w:rPr>
                 <w:rFonts w:ascii="Trebuchet MS" w:hAnsi="Trebuchet MS" w:cs="Tahoma"/>
+                <w:b/>
+                <w:bCs/>
                 <w:sz w:val="20"/>
                 <w:szCs w:val="20"/>
               </w:rPr>
@@ -1275,8 +1351,9 @@
             <w:r>
               <w:rPr>
                 <w:rFonts w:ascii="Trebuchet MS" w:hAnsi="Trebuchet MS" w:cs="Tahoma"/>
-                <w:sz w:val="20"/>
-                <w:szCs w:val="20"/>
+                <w:b/>
+                <w:bCs/>
+                <w:sz w:val="24"/>
               </w:rPr>
               <w:t>Total</w:t>
             </w:r>
@@ -1318,6 +1395,17 @@
                 <w:szCs w:val="20"/>
               </w:rPr>
               <w:t xml:space="preserve"> plus Interest</w:t>
+            </w:r>
+            <w:r>
+              <w:rPr>
+                <w:rStyle w:val="amtalignrightwithccy1"/>
+                <w:rFonts w:ascii="Arial Black" w:eastAsiaTheme="majorEastAsia" w:hAnsi="Arial Black" w:cs="Arial"/>
+                <w:b/>
+                <w:bCs/>
+                <w:sz w:val="20"/>
+                <w:szCs w:val="20"/>
+              </w:rPr>
+              <w:t xml:space="preserve"> till date</w:t>
             </w:r>
           </w:p>
         </w:tc>
@@ -1858,15 +1946,49 @@
       <w:jc w:val="center"/>
     </w:pPr>
     <w:r>
-      <w:t>BRANCH-    Ambadas  Branch</w:t>
+      <w:t xml:space="preserve">BRANCH-    </w:t>
     </w:r>
+    <w:proofErr w:type="spellStart"/>
+    <w:proofErr w:type="gramStart"/>
+    <w:r>
+      <w:t>Ambadas</w:t>
+    </w:r>
+    <w:proofErr w:type="spellEnd"/>
+    <w:r>
+      <w:t xml:space="preserve">  Branch</w:t>
+    </w:r>
+    <w:proofErr w:type="gramEnd"/>
   </w:p>
   <w:p>
     <w:pPr>
       <w:jc w:val="center"/>
     </w:pPr>
     <w:r>
-      <w:t>Khedekar house, Post Ambadas, Taluka Khed, Dist Ratnagiri</w:t>
+      <w:t xml:space="preserve">Khedekar house, Post </w:t>
+    </w:r>
+    <w:proofErr w:type="spellStart"/>
+    <w:r>
+      <w:t>Ambadas</w:t>
+    </w:r>
+    <w:proofErr w:type="spellEnd"/>
+    <w:r>
+      <w:t xml:space="preserve">, Taluka </w:t>
+    </w:r>
+    <w:proofErr w:type="spellStart"/>
+    <w:r>
+      <w:t>Khed</w:t>
+    </w:r>
+    <w:proofErr w:type="spellEnd"/>
+    <w:r>
+      <w:t xml:space="preserve">, </w:t>
+    </w:r>
+    <w:proofErr w:type="spellStart"/>
+    <w:r>
+      <w:t>Dist</w:t>
+    </w:r>
+    <w:proofErr w:type="spellEnd"/>
+    <w:r>
+      <w:t xml:space="preserve"> Ratnagiri</w:t>
     </w:r>
   </w:p>
   <w:p>
